--- a/src/cv/CV SAADALLAH REDA EN.docx
+++ b/src/cv/CV SAADALLAH REDA EN.docx
@@ -45,6 +45,7 @@
       <w:r>
         <w:rPr>
           <w:b/>
+          <w:noProof/>
           <w:sz w:val="24"/>
           <w:szCs w:val="24"/>
         </w:rPr>
@@ -139,6 +140,7 @@
       <w:r>
         <w:rPr>
           <w:b/>
+          <w:noProof/>
           <w:sz w:val="24"/>
           <w:szCs w:val="24"/>
         </w:rPr>
@@ -233,6 +235,7 @@
       <w:r>
         <w:rPr>
           <w:b/>
+          <w:noProof/>
           <w:sz w:val="24"/>
           <w:szCs w:val="24"/>
         </w:rPr>
@@ -327,6 +330,7 @@
       <w:r>
         <w:rPr>
           <w:b/>
+          <w:noProof/>
           <w:sz w:val="24"/>
           <w:szCs w:val="24"/>
         </w:rPr>
@@ -421,6 +425,7 @@
       <w:r>
         <w:rPr>
           <w:b/>
+          <w:noProof/>
           <w:sz w:val="24"/>
           <w:szCs w:val="24"/>
         </w:rPr>
@@ -515,6 +520,7 @@
       <w:r>
         <w:rPr>
           <w:b/>
+          <w:noProof/>
           <w:sz w:val="24"/>
           <w:szCs w:val="24"/>
         </w:rPr>
@@ -614,25 +620,7 @@
             <w:szCs w:val="17"/>
             <w:u w:val="none"/>
           </w:rPr>
-          <w:t>redasaadallah</w:t>
-        </w:r>
-        <w:r>
-          <w:rPr>
-            <w:rStyle w:val="Lienhypertexte"/>
-            <w:color w:val="auto"/>
-            <w:szCs w:val="17"/>
-            <w:u w:val="none"/>
-          </w:rPr>
-          <w:t>7</w:t>
-        </w:r>
-        <w:r>
-          <w:rPr>
-            <w:rStyle w:val="Lienhypertexte"/>
-            <w:color w:val="auto"/>
-            <w:szCs w:val="17"/>
-            <w:u w:val="none"/>
-          </w:rPr>
-          <w:t>7@gmail.com</w:t>
+          <w:t>redasaadallah77@gmail.com</w:t>
         </w:r>
       </w:hyperlink>
       <w:r>
@@ -664,21 +652,7 @@
             <w:sz w:val="17"/>
             <w:szCs w:val="17"/>
           </w:rPr>
-          <w:t>Link</w:t>
-        </w:r>
-        <w:r>
-          <w:rPr>
-            <w:sz w:val="17"/>
-            <w:szCs w:val="17"/>
-          </w:rPr>
-          <w:t>e</w:t>
-        </w:r>
-        <w:r>
-          <w:rPr>
-            <w:sz w:val="17"/>
-            <w:szCs w:val="17"/>
-          </w:rPr>
-          <w:t>dIn</w:t>
+          <w:t>LinkedIn</w:t>
         </w:r>
       </w:hyperlink>
       <w:r>
@@ -690,21 +664,7 @@
             <w:sz w:val="17"/>
             <w:szCs w:val="17"/>
           </w:rPr>
-          <w:t>Git</w:t>
-        </w:r>
-        <w:r>
-          <w:rPr>
-            <w:sz w:val="17"/>
-            <w:szCs w:val="17"/>
-          </w:rPr>
-          <w:t>H</w:t>
-        </w:r>
-        <w:r>
-          <w:rPr>
-            <w:sz w:val="17"/>
-            <w:szCs w:val="17"/>
-          </w:rPr>
-          <w:t>ub</w:t>
+          <w:t>GitHub</w:t>
         </w:r>
       </w:hyperlink>
       <w:r>
@@ -727,19 +687,101 @@
         </w:pBdr>
         <w:rPr>
           <w:b/>
-          <w:sz w:val="22"/>
+          <w:color w:val="0070C0"/>
+          <w:sz w:val="18"/>
+          <w:szCs w:val="18"/>
         </w:rPr>
       </w:pPr>
       <w:r>
         <w:rPr>
           <w:b/>
-          <w:sz w:val="22"/>
+          <w:noProof/>
+          <w:color w:val="0070C0"/>
+          <w:sz w:val="18"/>
+          <w:szCs w:val="18"/>
+        </w:rPr>
+        <mc:AlternateContent>
+          <mc:Choice Requires="wps">
+            <w:drawing>
+              <wp:anchor distT="0" distB="0" distL="114300" distR="114300" simplePos="0" relativeHeight="251842560" behindDoc="0" locked="0" layoutInCell="1" allowOverlap="1" wp14:anchorId="076CCDC4" wp14:editId="5657405E">
+                <wp:simplePos x="0" y="0"/>
+                <wp:positionH relativeFrom="column">
+                  <wp:posOffset>4253</wp:posOffset>
+                </wp:positionH>
+                <wp:positionV relativeFrom="paragraph">
+                  <wp:posOffset>111360</wp:posOffset>
+                </wp:positionV>
+                <wp:extent cx="6666614" cy="47708"/>
+                <wp:effectExtent l="0" t="0" r="20320" b="28575"/>
+                <wp:wrapNone/>
+                <wp:docPr id="1004478698" name="Connecteur droit 7"/>
+                <wp:cNvGraphicFramePr/>
+                <a:graphic xmlns:a="http://schemas.openxmlformats.org/drawingml/2006/main">
+                  <a:graphicData uri="http://schemas.microsoft.com/office/word/2010/wordprocessingShape">
+                    <wps:wsp>
+                      <wps:cNvCnPr/>
+                      <wps:spPr>
+                        <a:xfrm flipV="1">
+                          <a:off x="0" y="0"/>
+                          <a:ext cx="6666614" cy="47708"/>
+                        </a:xfrm>
+                        <a:prstGeom prst="line">
+                          <a:avLst/>
+                        </a:prstGeom>
+                        <a:ln w="6350">
+                          <a:solidFill>
+                            <a:schemeClr val="tx1"/>
+                          </a:solidFill>
+                        </a:ln>
+                        <a:effectLst/>
+                      </wps:spPr>
+                      <wps:style>
+                        <a:lnRef idx="2">
+                          <a:schemeClr val="accent1"/>
+                        </a:lnRef>
+                        <a:fillRef idx="0">
+                          <a:schemeClr val="accent1"/>
+                        </a:fillRef>
+                        <a:effectRef idx="1">
+                          <a:schemeClr val="accent1"/>
+                        </a:effectRef>
+                        <a:fontRef idx="minor">
+                          <a:schemeClr val="tx1"/>
+                        </a:fontRef>
+                      </wps:style>
+                      <wps:bodyPr/>
+                    </wps:wsp>
+                  </a:graphicData>
+                </a:graphic>
+                <wp14:sizeRelH relativeFrom="margin">
+                  <wp14:pctWidth>0</wp14:pctWidth>
+                </wp14:sizeRelH>
+              </wp:anchor>
+            </w:drawing>
+          </mc:Choice>
+          <mc:Fallback>
+            <w:pict>
+              <v:line w14:anchorId="06FFD3D8" id="Connecteur droit 7" o:spid="_x0000_s1026" style="position:absolute;flip:y;z-index:251842560;visibility:visible;mso-wrap-style:square;mso-width-percent:0;mso-wrap-distance-left:9pt;mso-wrap-distance-top:0;mso-wrap-distance-right:9pt;mso-wrap-distance-bottom:0;mso-position-horizontal:absolute;mso-position-horizontal-relative:text;mso-position-vertical:absolute;mso-position-vertical-relative:text;mso-width-percent:0;mso-width-relative:margin" from=".35pt,8.75pt" to="525.3pt,12.5pt" o:gfxdata="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" strokecolor="black [3213]" strokeweight=".5pt"/>
+            </w:pict>
+          </mc:Fallback>
+        </mc:AlternateContent>
+      </w:r>
+      <w:r>
+        <w:rPr>
+          <w:b/>
+          <w:color w:val="0070C0"/>
+          <w:sz w:val="18"/>
+          <w:szCs w:val="18"/>
         </w:rPr>
         <w:t>OBJECTIVE</w:t>
       </w:r>
     </w:p>
     <w:p>
       <w:pPr>
+        <w:pBdr>
+          <w:bottom w:val="single" w:sz="6" w:space="1" w:color="auto"/>
+        </w:pBdr>
+        <w:jc w:val="both"/>
         <w:rPr>
           <w:sz w:val="18"/>
           <w:szCs w:val="18"/>
@@ -750,7 +792,23 @@
           <w:sz w:val="18"/>
           <w:szCs w:val="18"/>
         </w:rPr>
-        <w:t>Young software engineer specialized in intelligent systems, seeking a first job opportunity or internship in Full Stack development. Motivated to design secure, reliable applications adapted to business needs.</w:t>
+        <w:t xml:space="preserve">Young software </w:t>
+      </w:r>
+      <w:proofErr w:type="gramStart"/>
+      <w:r>
+        <w:rPr>
+          <w:sz w:val="18"/>
+          <w:szCs w:val="18"/>
+        </w:rPr>
+        <w:t>engineer</w:t>
+      </w:r>
+      <w:proofErr w:type="gramEnd"/>
+      <w:r>
+        <w:rPr>
+          <w:sz w:val="18"/>
+          <w:szCs w:val="18"/>
+        </w:rPr>
+        <w:t xml:space="preserve"> passionate about Full Stack development and DevOps technologies, seeking a first professional opportunity or internship in software development. Motivated to design, deploy, and optimize modern, secure, and scalable applications while applying best practices in software architecture and automation.</w:t>
       </w:r>
     </w:p>
     <w:p>
@@ -760,13 +818,17 @@
         </w:pBdr>
         <w:rPr>
           <w:b/>
-          <w:sz w:val="22"/>
+          <w:color w:val="0070C0"/>
+          <w:sz w:val="18"/>
+          <w:szCs w:val="18"/>
         </w:rPr>
       </w:pPr>
       <w:r>
         <w:rPr>
           <w:b/>
-          <w:sz w:val="22"/>
+          <w:color w:val="0070C0"/>
+          <w:sz w:val="18"/>
+          <w:szCs w:val="18"/>
         </w:rPr>
         <w:t>PROFESSIONAL EXPERIENCE</w:t>
       </w:r>
@@ -981,13 +1043,17 @@
         </w:pBdr>
         <w:rPr>
           <w:b/>
-          <w:sz w:val="22"/>
+          <w:color w:val="0070C0"/>
+          <w:sz w:val="18"/>
+          <w:szCs w:val="18"/>
         </w:rPr>
       </w:pPr>
       <w:r>
         <w:rPr>
           <w:b/>
-          <w:sz w:val="22"/>
+          <w:color w:val="0070C0"/>
+          <w:sz w:val="18"/>
+          <w:szCs w:val="18"/>
         </w:rPr>
         <w:t>EDUCATION</w:t>
       </w:r>
@@ -1191,13 +1257,17 @@
         </w:pBdr>
         <w:rPr>
           <w:b/>
-          <w:sz w:val="22"/>
+          <w:color w:val="0070C0"/>
+          <w:sz w:val="18"/>
+          <w:szCs w:val="18"/>
         </w:rPr>
       </w:pPr>
       <w:r>
         <w:rPr>
           <w:b/>
-          <w:sz w:val="22"/>
+          <w:color w:val="0070C0"/>
+          <w:sz w:val="18"/>
+          <w:szCs w:val="18"/>
         </w:rPr>
         <w:t>ACADEMIC PROJECTS</w:t>
       </w:r>
@@ -1303,92 +1373,352 @@
         </w:pBdr>
         <w:rPr>
           <w:b/>
-          <w:sz w:val="22"/>
+          <w:color w:val="0070C0"/>
+          <w:sz w:val="18"/>
+          <w:szCs w:val="18"/>
         </w:rPr>
       </w:pPr>
       <w:r>
         <w:rPr>
           <w:b/>
-          <w:sz w:val="22"/>
+          <w:color w:val="0070C0"/>
+          <w:sz w:val="18"/>
+          <w:szCs w:val="18"/>
         </w:rPr>
         <w:t>TECHNICAL SKILLS</w:t>
       </w:r>
     </w:p>
     <w:p>
+      <w:pPr>
+        <w:keepLines/>
+        <w:spacing w:before="3" w:after="1"/>
+        <w:rPr>
+          <w:sz w:val="18"/>
+          <w:szCs w:val="18"/>
+          <w:lang w:val="fr-FR"/>
+        </w:rPr>
+      </w:pPr>
       <w:r>
         <w:rPr>
           <w:b/>
           <w:bCs/>
+          <w:sz w:val="18"/>
+          <w:szCs w:val="18"/>
         </w:rPr>
         <w:t>Languages:</w:t>
       </w:r>
       <w:r>
+        <w:rPr>
+          <w:sz w:val="18"/>
+          <w:szCs w:val="18"/>
+        </w:rPr>
         <w:t xml:space="preserve"> Java, Python, TypeScript, JavaScript, SQL, PHP, C/C++.</w:t>
       </w:r>
       <w:r>
+        <w:rPr>
+          <w:sz w:val="18"/>
+          <w:szCs w:val="18"/>
+        </w:rPr>
         <w:br/>
       </w:r>
       <w:r>
         <w:rPr>
           <w:b/>
           <w:bCs/>
+          <w:sz w:val="18"/>
+          <w:szCs w:val="18"/>
         </w:rPr>
         <w:t>Frameworks &amp; Libraries:</w:t>
       </w:r>
       <w:r>
-        <w:t xml:space="preserve"> Spring Boot, FastAPI, React.js, React Native, Kivy/KivyMD, OpenCV, TensorFlow, Keras, Pandas, NumPy.</w:t>
+        <w:rPr>
+          <w:sz w:val="18"/>
+          <w:szCs w:val="18"/>
+        </w:rPr>
+        <w:t xml:space="preserve"> Spring Boot, </w:t>
+      </w:r>
+      <w:proofErr w:type="spellStart"/>
+      <w:r>
+        <w:rPr>
+          <w:sz w:val="18"/>
+          <w:szCs w:val="18"/>
+        </w:rPr>
+        <w:t>FastAPI</w:t>
+      </w:r>
+      <w:proofErr w:type="spellEnd"/>
+      <w:r>
+        <w:rPr>
+          <w:sz w:val="18"/>
+          <w:szCs w:val="18"/>
+        </w:rPr>
+        <w:t xml:space="preserve">, React.js, React Native, </w:t>
+      </w:r>
+      <w:proofErr w:type="spellStart"/>
+      <w:r>
+        <w:rPr>
+          <w:sz w:val="18"/>
+          <w:szCs w:val="18"/>
+        </w:rPr>
+        <w:t>Kivy</w:t>
+      </w:r>
+      <w:proofErr w:type="spellEnd"/>
+      <w:r>
+        <w:rPr>
+          <w:sz w:val="18"/>
+          <w:szCs w:val="18"/>
+        </w:rPr>
+        <w:t>/</w:t>
+      </w:r>
+      <w:proofErr w:type="spellStart"/>
+      <w:r>
+        <w:rPr>
+          <w:sz w:val="18"/>
+          <w:szCs w:val="18"/>
+        </w:rPr>
+        <w:t>KivyMD</w:t>
+      </w:r>
+      <w:proofErr w:type="spellEnd"/>
+      <w:r>
+        <w:rPr>
+          <w:sz w:val="18"/>
+          <w:szCs w:val="18"/>
+        </w:rPr>
+        <w:t xml:space="preserve">, OpenCV, TensorFlow, </w:t>
+      </w:r>
+      <w:proofErr w:type="spellStart"/>
+      <w:r>
+        <w:rPr>
+          <w:sz w:val="18"/>
+          <w:szCs w:val="18"/>
+        </w:rPr>
+        <w:t>Keras</w:t>
+      </w:r>
+      <w:proofErr w:type="spellEnd"/>
+      <w:r>
+        <w:rPr>
+          <w:sz w:val="18"/>
+          <w:szCs w:val="18"/>
+        </w:rPr>
+        <w:t>, Pandas, NumPy.</w:t>
       </w:r>
       <w:r>
+        <w:rPr>
+          <w:sz w:val="18"/>
+          <w:szCs w:val="18"/>
+        </w:rPr>
         <w:br/>
       </w:r>
       <w:r>
         <w:rPr>
           <w:b/>
           <w:bCs/>
+          <w:sz w:val="18"/>
+          <w:szCs w:val="18"/>
         </w:rPr>
         <w:t>Databases:</w:t>
       </w:r>
       <w:r>
-        <w:t xml:space="preserve"> PostgreSQL, MySQL, MongoDB.</w:t>
+        <w:rPr>
+          <w:sz w:val="18"/>
+          <w:szCs w:val="18"/>
+        </w:rPr>
+        <w:t xml:space="preserve"> PostgreSQL, MySQL, MongoDB</w:t>
       </w:r>
       <w:r>
+        <w:rPr>
+          <w:sz w:val="18"/>
+          <w:szCs w:val="18"/>
+        </w:rPr>
+        <w:t xml:space="preserve">, </w:t>
+      </w:r>
+      <w:bookmarkStart w:id="0" w:name="_Hlk236694310"/>
+      <w:r>
+        <w:rPr>
+          <w:sz w:val="18"/>
+          <w:szCs w:val="18"/>
+          <w:lang w:val="fr-FR"/>
+        </w:rPr>
+        <w:t>SQLite</w:t>
+      </w:r>
+      <w:r>
+        <w:rPr>
+          <w:sz w:val="18"/>
+          <w:szCs w:val="18"/>
+          <w:lang w:val="fr-FR"/>
+        </w:rPr>
+        <w:t xml:space="preserve">, </w:t>
+      </w:r>
+      <w:r>
+        <w:rPr>
+          <w:sz w:val="18"/>
+          <w:szCs w:val="18"/>
+          <w:lang w:val="fr-FR"/>
+        </w:rPr>
+        <w:t>Redis (</w:t>
+      </w:r>
+      <w:proofErr w:type="spellStart"/>
+      <w:r>
+        <w:rPr>
+          <w:sz w:val="18"/>
+          <w:szCs w:val="18"/>
+          <w:lang w:val="fr-FR"/>
+        </w:rPr>
+        <w:t>Caching</w:t>
+      </w:r>
+      <w:proofErr w:type="spellEnd"/>
+      <w:r>
+        <w:rPr>
+          <w:sz w:val="18"/>
+          <w:szCs w:val="18"/>
+          <w:lang w:val="fr-FR"/>
+        </w:rPr>
+        <w:t>)</w:t>
+      </w:r>
+      <w:r>
+        <w:rPr>
+          <w:sz w:val="18"/>
+          <w:szCs w:val="18"/>
+          <w:lang w:val="fr-FR"/>
+        </w:rPr>
+        <w:t xml:space="preserve">. </w:t>
+      </w:r>
+      <w:bookmarkEnd w:id="0"/>
+      <w:r>
+        <w:rPr>
+          <w:sz w:val="18"/>
+          <w:szCs w:val="18"/>
+        </w:rPr>
         <w:br/>
       </w:r>
       <w:r>
         <w:rPr>
           <w:b/>
           <w:bCs/>
+          <w:sz w:val="18"/>
+          <w:szCs w:val="18"/>
         </w:rPr>
         <w:t>Security &amp; DevOps:</w:t>
       </w:r>
       <w:r>
-        <w:t xml:space="preserve"> JWT, Spring Security, Docker, Git/GitHub, REST API, GitHub Actions (CI/CD), VPS, Linux, Docker Compose.</w:t>
+        <w:rPr>
+          <w:sz w:val="18"/>
+          <w:szCs w:val="18"/>
+        </w:rPr>
+        <w:t xml:space="preserve"> JWT, Spring Security, Docker, Git/GitHub, GitHub Actions (CI/CD), VPS, Linux, Docker Compose</w:t>
       </w:r>
       <w:r>
+        <w:rPr>
+          <w:sz w:val="18"/>
+          <w:szCs w:val="18"/>
+        </w:rPr>
+        <w:t xml:space="preserve">, </w:t>
+      </w:r>
+      <w:r>
+        <w:rPr>
+          <w:sz w:val="18"/>
+          <w:szCs w:val="18"/>
+        </w:rPr>
+        <w:t>Kubernetes, Terraform, AWS</w:t>
+      </w:r>
+      <w:r>
+        <w:rPr>
+          <w:sz w:val="18"/>
+          <w:szCs w:val="18"/>
+        </w:rPr>
+        <w:t>.</w:t>
+      </w:r>
+    </w:p>
+    <w:p>
+      <w:pPr>
+        <w:rPr>
+          <w:sz w:val="18"/>
+          <w:szCs w:val="18"/>
+        </w:rPr>
+      </w:pPr>
+      <w:r>
+        <w:rPr>
+          <w:b/>
+          <w:bCs/>
+          <w:sz w:val="18"/>
+          <w:szCs w:val="18"/>
+        </w:rPr>
+        <w:t>Software Architecture:</w:t>
+      </w:r>
+      <w:r>
+        <w:rPr>
+          <w:sz w:val="18"/>
+          <w:szCs w:val="18"/>
+        </w:rPr>
+        <w:t xml:space="preserve"> Microservices, API Gateway, Kafka, RESTful APIs.</w:t>
+      </w:r>
+      <w:r>
+        <w:rPr>
+          <w:sz w:val="18"/>
+          <w:szCs w:val="18"/>
+        </w:rPr>
         <w:br/>
       </w:r>
       <w:r>
         <w:rPr>
           <w:b/>
           <w:bCs/>
+          <w:sz w:val="18"/>
+          <w:szCs w:val="18"/>
         </w:rPr>
         <w:t>Tools:</w:t>
       </w:r>
       <w:r>
+        <w:rPr>
+          <w:sz w:val="18"/>
+          <w:szCs w:val="18"/>
+        </w:rPr>
         <w:t xml:space="preserve"> Postman, Figma, VS Code, IntelliJ IDEA, PyCharm, Jupyter Notebook, StarUML.</w:t>
       </w:r>
       <w:r>
+        <w:rPr>
+          <w:sz w:val="18"/>
+          <w:szCs w:val="18"/>
+        </w:rPr>
         <w:br/>
       </w:r>
       <w:r>
         <w:rPr>
           <w:b/>
           <w:bCs/>
+          <w:sz w:val="18"/>
+          <w:szCs w:val="18"/>
         </w:rPr>
         <w:t>Networks &amp; Communicating Systems:</w:t>
       </w:r>
       <w:r>
+        <w:rPr>
+          <w:sz w:val="18"/>
+          <w:szCs w:val="18"/>
+        </w:rPr>
         <w:t xml:space="preserve"> RTOS, QoS, Ad Hoc Networks, HTTP, MQTT, IPv4/IPv6, Network Security.</w:t>
+      </w:r>
+      <w:r>
+        <w:rPr>
+          <w:sz w:val="18"/>
+          <w:szCs w:val="18"/>
+        </w:rPr>
+        <w:t xml:space="preserve">             </w:t>
+      </w:r>
+      <w:r>
+        <w:rPr>
+          <w:b/>
+          <w:bCs/>
+          <w:sz w:val="18"/>
+          <w:szCs w:val="18"/>
+        </w:rPr>
+        <w:t xml:space="preserve">Testing &amp; Quality Assurance: </w:t>
+      </w:r>
+      <w:r>
+        <w:rPr>
+          <w:sz w:val="18"/>
+          <w:szCs w:val="18"/>
+        </w:rPr>
+        <w:t>JUnit 5, Selenium, Postman.</w:t>
       </w:r>
     </w:p>
     <w:p>
@@ -1398,13 +1728,17 @@
         </w:pBdr>
         <w:rPr>
           <w:b/>
-          <w:sz w:val="22"/>
+          <w:color w:val="0070C0"/>
+          <w:sz w:val="18"/>
+          <w:szCs w:val="18"/>
         </w:rPr>
       </w:pPr>
       <w:r>
         <w:rPr>
           <w:b/>
-          <w:sz w:val="22"/>
+          <w:color w:val="0070C0"/>
+          <w:sz w:val="18"/>
+          <w:szCs w:val="18"/>
         </w:rPr>
         <w:t>LANGUAGES</w:t>
       </w:r>
@@ -2232,7 +2566,6 @@
   <w:style w:type="character" w:default="1" w:styleId="Policepardfaut">
     <w:name w:val="Default Paragraph Font"/>
     <w:uiPriority w:val="1"/>
-    <w:semiHidden/>
     <w:unhideWhenUsed/>
   </w:style>
   <w:style w:type="table" w:default="1" w:styleId="TableauNormal">
